--- a/test-files/table-widths.docx
+++ b/test-files/table-widths.docx
@@ -479,7 +479,7 @@
           </w:p>
           <w:p>
             <w:r>
-              <w:t xml:space="preserve">{#donations}{Donor}</w:t>
+              <w:t xml:space="preserve">{#customers}{Buyer}</w:t>
             </w:r>
           </w:p>
         </w:tc>
@@ -703,7 +703,7 @@
           </w:p>
           <w:p>
             <w:r>
-              <w:t xml:space="preserve">{#donations}{Donor}</w:t>
+              <w:t xml:space="preserve">{#customers}{Buyer}</w:t>
             </w:r>
           </w:p>
         </w:tc>
@@ -778,7 +778,7 @@
           </w:p>
           <w:p>
             <w:r>
-              <w:t xml:space="preserve">{PaidDate}{/donations}</w:t>
+              <w:t xml:space="preserve">{IssuePay}{/customers}</w:t>
             </w:r>
           </w:p>
         </w:tc>
@@ -941,7 +941,7 @@
           </w:p>
           <w:p>
             <w:r>
-              <w:t xml:space="preserve">{#donations}{Donor}</w:t>
+              <w:t xml:space="preserve">{#customers}{Buyer}</w:t>
             </w:r>
           </w:p>
         </w:tc>
@@ -1016,7 +1016,7 @@
           </w:p>
           <w:p>
             <w:r>
-              <w:t xml:space="preserve">{PaidDate}{/donations}</w:t>
+              <w:t xml:space="preserve">{IssuePay}{/customers}</w:t>
             </w:r>
           </w:p>
         </w:tc>
